--- a/Project Report/ER Diagram for report.docx
+++ b/Project Report/ER Diagram for report.docx
@@ -75,6 +75,16 @@
           <w:sz w:val="40"/>
           <w:szCs w:val="40"/>
         </w:rPr>
+        <w:t xml:space="preserve"> </w:t>
+      </w:r>
+      <w:r>
+        <w:rPr>
+          <w:rFonts w:asciiTheme="minorHAnsi" w:hAnsiTheme="minorHAnsi" w:cstheme="minorHAnsi"/>
+          <w:color w:val="00B050"/>
+          <w:spacing w:val="-6"/>
+          <w:sz w:val="40"/>
+          <w:szCs w:val="40"/>
+        </w:rPr>
         <w:t>ER</w:t>
       </w:r>
       <w:r>
@@ -656,49 +666,7 @@
           <w:sz w:val="40"/>
           <w:szCs w:val="40"/>
         </w:rPr>
-        <w:t>DELIVERY</w:t>
-      </w:r>
-      <w:r>
-        <w:rPr>
-          <w:rFonts w:asciiTheme="minorHAnsi" w:hAnsiTheme="minorHAnsi" w:cstheme="minorHAnsi"/>
-          <w:sz w:val="40"/>
-          <w:szCs w:val="40"/>
-        </w:rPr>
-        <w:t xml:space="preserve"> is necessary to place </w:t>
-      </w:r>
-      <w:proofErr w:type="gramStart"/>
-      <w:r>
-        <w:rPr>
-          <w:rFonts w:asciiTheme="minorHAnsi" w:hAnsiTheme="minorHAnsi" w:cstheme="minorHAnsi"/>
-          <w:sz w:val="40"/>
-          <w:szCs w:val="40"/>
-        </w:rPr>
-        <w:t>a</w:t>
-      </w:r>
-      <w:proofErr w:type="gramEnd"/>
-      <w:r>
-        <w:rPr>
-          <w:rFonts w:asciiTheme="minorHAnsi" w:hAnsiTheme="minorHAnsi" w:cstheme="minorHAnsi"/>
-          <w:sz w:val="40"/>
-          <w:szCs w:val="40"/>
-        </w:rPr>
-        <w:t xml:space="preserve"> </w:t>
-      </w:r>
-      <w:r>
-        <w:rPr>
-          <w:rFonts w:asciiTheme="minorHAnsi" w:hAnsiTheme="minorHAnsi" w:cstheme="minorHAnsi"/>
-          <w:sz w:val="40"/>
-          <w:szCs w:val="40"/>
-        </w:rPr>
-        <w:t>ORDER</w:t>
-      </w:r>
-      <w:r>
-        <w:rPr>
-          <w:rFonts w:asciiTheme="minorHAnsi" w:hAnsiTheme="minorHAnsi" w:cstheme="minorHAnsi"/>
-          <w:sz w:val="40"/>
-          <w:szCs w:val="40"/>
-        </w:rPr>
-        <w:t xml:space="preserve"> and </w:t>
+        <w:t xml:space="preserve">DELIVERY is necessary to place </w:t>
       </w:r>
       <w:proofErr w:type="spellStart"/>
       <w:proofErr w:type="gramStart"/>
@@ -718,23 +686,27 @@
           <w:sz w:val="40"/>
           <w:szCs w:val="40"/>
         </w:rPr>
-        <w:t xml:space="preserve"> ORDER</w:t>
-      </w:r>
-      <w:r>
-        <w:rPr>
-          <w:rFonts w:asciiTheme="minorHAnsi" w:hAnsiTheme="minorHAnsi" w:cstheme="minorHAnsi"/>
-          <w:sz w:val="40"/>
-          <w:szCs w:val="40"/>
-        </w:rPr>
-        <w:t xml:space="preserve"> </w:t>
-      </w:r>
-      <w:r>
-        <w:rPr>
-          <w:rFonts w:asciiTheme="minorHAnsi" w:hAnsiTheme="minorHAnsi" w:cstheme="minorHAnsi"/>
-          <w:sz w:val="40"/>
-          <w:szCs w:val="40"/>
-        </w:rPr>
-        <w:t>can have only one DELIVERY and vice versa.</w:t>
+        <w:t xml:space="preserve"> ORDER and </w:t>
+      </w:r>
+      <w:proofErr w:type="spellStart"/>
+      <w:proofErr w:type="gramStart"/>
+      <w:r>
+        <w:rPr>
+          <w:rFonts w:asciiTheme="minorHAnsi" w:hAnsiTheme="minorHAnsi" w:cstheme="minorHAnsi"/>
+          <w:sz w:val="40"/>
+          <w:szCs w:val="40"/>
+        </w:rPr>
+        <w:t>a</w:t>
+      </w:r>
+      <w:proofErr w:type="spellEnd"/>
+      <w:proofErr w:type="gramEnd"/>
+      <w:r>
+        <w:rPr>
+          <w:rFonts w:asciiTheme="minorHAnsi" w:hAnsiTheme="minorHAnsi" w:cstheme="minorHAnsi"/>
+          <w:sz w:val="40"/>
+          <w:szCs w:val="40"/>
+        </w:rPr>
+        <w:t xml:space="preserve"> ORDER can have only one DELIVERY and vice versa.</w:t>
       </w:r>
     </w:p>
     <w:p>
@@ -2775,6 +2747,7 @@
   <w:style w:type="character" w:default="1" w:styleId="DefaultParagraphFont">
     <w:name w:val="Default Paragraph Font"/>
     <w:uiPriority w:val="1"/>
+    <w:semiHidden/>
     <w:unhideWhenUsed/>
   </w:style>
   <w:style w:type="table" w:default="1" w:styleId="TableNormal">
